--- a/7_KI-Basismodule/KI-B4/KI-B4.2.6_Erläuterung-Random-Forest-KNN.docx
+++ b/7_KI-Basismodule/KI-B4/KI-B4.2.6_Erläuterung-Random-Forest-KNN.docx
@@ -1,6 +1,6 @@
 
 <file path=word/document.xml><?xml version="1.0" encoding="utf-8"?>
-<w:document xmlns:wpc="http://schemas.microsoft.com/office/word/2010/wordprocessingCanvas" xmlns:cx="http://schemas.microsoft.com/office/drawing/2014/chartex" xmlns:cx1="http://schemas.microsoft.com/office/drawing/2015/9/8/chartex" xmlns:cx2="http://schemas.microsoft.com/office/drawing/2015/10/21/chartex" xmlns:cx3="http://schemas.microsoft.com/office/drawing/2016/5/9/chartex" xmlns:cx4="http://schemas.microsoft.com/office/drawing/2016/5/10/chartex" xmlns:cx5="http://schemas.microsoft.com/office/drawing/2016/5/11/chartex" xmlns:cx6="http://schemas.microsoft.com/office/drawing/2016/5/12/chartex" xmlns:cx7="http://schemas.microsoft.com/office/drawing/2016/5/13/chartex" xmlns:cx8="http://schemas.microsoft.com/office/drawing/2016/5/14/chartex" xmlns:mc="http://schemas.openxmlformats.org/markup-compatibility/2006" xmlns:aink="http://schemas.microsoft.com/office/drawing/2016/ink" xmlns:am3d="http://schemas.microsoft.com/office/drawing/2017/model3d" xmlns:o="urn:schemas-microsoft-com:office:office" xmlns:r="http://schemas.openxmlformats.org/officeDocument/2006/relationships" xmlns:m="http://schemas.openxmlformats.org/officeDocument/2006/math" xmlns:v="urn:schemas-microsoft-com:vml" xmlns:wp14="http://schemas.microsoft.com/office/word/2010/wordprocessingDrawing" xmlns:wp="http://schemas.openxmlformats.org/drawingml/2006/wordprocessingDrawing" xmlns:w10="urn:schemas-microsoft-com:office:word" xmlns:w="http://schemas.openxmlformats.org/wordprocessingml/2006/main" xmlns:w14="http://schemas.microsoft.com/office/word/2010/wordml" xmlns:w15="http://schemas.microsoft.com/office/word/2012/wordml" xmlns:w16cex="http://schemas.microsoft.com/office/word/2018/wordml/cex" xmlns:w16cid="http://schemas.microsoft.com/office/word/2016/wordml/cid" xmlns:w16="http://schemas.microsoft.com/office/word/2018/wordml" xmlns:w16sdtdh="http://schemas.microsoft.com/office/word/2020/wordml/sdtdatahash" xmlns:w16se="http://schemas.microsoft.com/office/word/2015/wordml/symex" xmlns:wpg="http://schemas.microsoft.com/office/word/2010/wordprocessingGroup" xmlns:wpi="http://schemas.microsoft.com/office/word/2010/wordprocessingInk" xmlns:wne="http://schemas.microsoft.com/office/word/2006/wordml" xmlns:wps="http://schemas.microsoft.com/office/word/2010/wordprocessingShape" mc:Ignorable="w14 w15 w16se w16cid w16 w16cex w16sdtdh wp14">
+<w:document xmlns:wpc="http://schemas.microsoft.com/office/word/2010/wordprocessingCanvas" xmlns:cx="http://schemas.microsoft.com/office/drawing/2014/chartex" xmlns:cx1="http://schemas.microsoft.com/office/drawing/2015/9/8/chartex" xmlns:cx2="http://schemas.microsoft.com/office/drawing/2015/10/21/chartex" xmlns:cx3="http://schemas.microsoft.com/office/drawing/2016/5/9/chartex" xmlns:cx4="http://schemas.microsoft.com/office/drawing/2016/5/10/chartex" xmlns:cx5="http://schemas.microsoft.com/office/drawing/2016/5/11/chartex" xmlns:cx6="http://schemas.microsoft.com/office/drawing/2016/5/12/chartex" xmlns:cx7="http://schemas.microsoft.com/office/drawing/2016/5/13/chartex" xmlns:cx8="http://schemas.microsoft.com/office/drawing/2016/5/14/chartex" xmlns:mc="http://schemas.openxmlformats.org/markup-compatibility/2006" xmlns:aink="http://schemas.microsoft.com/office/drawing/2016/ink" xmlns:am3d="http://schemas.microsoft.com/office/drawing/2017/model3d" xmlns:o="urn:schemas-microsoft-com:office:office" xmlns:oel="http://schemas.microsoft.com/office/2019/extlst" xmlns:r="http://schemas.openxmlformats.org/officeDocument/2006/relationships" xmlns:m="http://schemas.openxmlformats.org/officeDocument/2006/math" xmlns:v="urn:schemas-microsoft-com:vml" xmlns:wp14="http://schemas.microsoft.com/office/word/2010/wordprocessingDrawing" xmlns:wp="http://schemas.openxmlformats.org/drawingml/2006/wordprocessingDrawing" xmlns:w10="urn:schemas-microsoft-com:office:word" xmlns:w="http://schemas.openxmlformats.org/wordprocessingml/2006/main" xmlns:w14="http://schemas.microsoft.com/office/word/2010/wordml" xmlns:w15="http://schemas.microsoft.com/office/word/2012/wordml" xmlns:w16cex="http://schemas.microsoft.com/office/word/2018/wordml/cex" xmlns:w16cid="http://schemas.microsoft.com/office/word/2016/wordml/cid" xmlns:w16="http://schemas.microsoft.com/office/word/2018/wordml" xmlns:w16sdtdh="http://schemas.microsoft.com/office/word/2020/wordml/sdtdatahash" xmlns:w16se="http://schemas.microsoft.com/office/word/2015/wordml/symex" xmlns:wpg="http://schemas.microsoft.com/office/word/2010/wordprocessingGroup" xmlns:wpi="http://schemas.microsoft.com/office/word/2010/wordprocessingInk" xmlns:wne="http://schemas.microsoft.com/office/word/2006/wordml" xmlns:wps="http://schemas.microsoft.com/office/word/2010/wordprocessingShape" mc:Ignorable="w14 w15 w16se w16cid w16 w16cex w16sdtdh wp14">
   <w:body>
     <w:p>
       <w:pPr>
@@ -69,7 +69,7 @@
           </w:tcPr>
           <w:p>
             <w:pPr>
-              <w:jc w:val="left"/>
+              <w:jc w:val="both"/>
               <w:cnfStyle w:val="100000000000" w:firstRow="1" w:lastRow="0" w:firstColumn="0" w:lastColumn="0" w:oddVBand="0" w:evenVBand="0" w:oddHBand="0" w:evenHBand="0" w:firstRowFirstColumn="0" w:firstRowLastColumn="0" w:lastRowFirstColumn="0" w:lastRowLastColumn="0"/>
               <w:rPr>
                 <w:b w:val="0"/>
@@ -117,6 +117,7 @@
           </w:tcPr>
           <w:p>
             <w:pPr>
+              <w:jc w:val="both"/>
               <w:cnfStyle w:val="000000100000" w:firstRow="0" w:lastRow="0" w:firstColumn="0" w:lastColumn="0" w:oddVBand="0" w:evenVBand="0" w:oddHBand="1" w:evenHBand="0" w:firstRowFirstColumn="0" w:firstRowLastColumn="0" w:lastRowFirstColumn="0" w:lastRowLastColumn="0"/>
               <w:rPr>
                 <w:color w:val="auto"/>
@@ -183,6 +184,7 @@
     <w:p>
       <w:pPr>
         <w:pStyle w:val="Inhaltsverzeichnis"/>
+        <w:jc w:val="both"/>
         <w:rPr>
           <w:rFonts w:ascii="Arial" w:hAnsi="Arial"/>
         </w:rPr>
@@ -320,6 +322,7 @@
     </w:p>
     <w:p>
       <w:pPr>
+        <w:jc w:val="both"/>
         <w:rPr>
           <w:rFonts w:asciiTheme="minorHAnsi" w:hAnsiTheme="minorHAnsi" w:cstheme="minorHAnsi"/>
         </w:rPr>
@@ -350,7 +353,7 @@
 </file>
 
 <file path=word/endnotes.xml><?xml version="1.0" encoding="utf-8"?>
-<w:endnotes xmlns:wpc="http://schemas.microsoft.com/office/word/2010/wordprocessingCanvas" xmlns:cx="http://schemas.microsoft.com/office/drawing/2014/chartex" xmlns:cx1="http://schemas.microsoft.com/office/drawing/2015/9/8/chartex" xmlns:cx2="http://schemas.microsoft.com/office/drawing/2015/10/21/chartex" xmlns:cx3="http://schemas.microsoft.com/office/drawing/2016/5/9/chartex" xmlns:cx4="http://schemas.microsoft.com/office/drawing/2016/5/10/chartex" xmlns:cx5="http://schemas.microsoft.com/office/drawing/2016/5/11/chartex" xmlns:cx6="http://schemas.microsoft.com/office/drawing/2016/5/12/chartex" xmlns:cx7="http://schemas.microsoft.com/office/drawing/2016/5/13/chartex" xmlns:cx8="http://schemas.microsoft.com/office/drawing/2016/5/14/chartex" xmlns:mc="http://schemas.openxmlformats.org/markup-compatibility/2006" xmlns:aink="http://schemas.microsoft.com/office/drawing/2016/ink" xmlns:am3d="http://schemas.microsoft.com/office/drawing/2017/model3d" xmlns:o="urn:schemas-microsoft-com:office:office" xmlns:r="http://schemas.openxmlformats.org/officeDocument/2006/relationships" xmlns:m="http://schemas.openxmlformats.org/officeDocument/2006/math" xmlns:v="urn:schemas-microsoft-com:vml" xmlns:wp14="http://schemas.microsoft.com/office/word/2010/wordprocessingDrawing" xmlns:wp="http://schemas.openxmlformats.org/drawingml/2006/wordprocessingDrawing" xmlns:w10="urn:schemas-microsoft-com:office:word" xmlns:w="http://schemas.openxmlformats.org/wordprocessingml/2006/main" xmlns:w14="http://schemas.microsoft.com/office/word/2010/wordml" xmlns:w15="http://schemas.microsoft.com/office/word/2012/wordml" xmlns:w16cex="http://schemas.microsoft.com/office/word/2018/wordml/cex" xmlns:w16cid="http://schemas.microsoft.com/office/word/2016/wordml/cid" xmlns:w16="http://schemas.microsoft.com/office/word/2018/wordml" xmlns:w16sdtdh="http://schemas.microsoft.com/office/word/2020/wordml/sdtdatahash" xmlns:w16se="http://schemas.microsoft.com/office/word/2015/wordml/symex" xmlns:wpg="http://schemas.microsoft.com/office/word/2010/wordprocessingGroup" xmlns:wpi="http://schemas.microsoft.com/office/word/2010/wordprocessingInk" xmlns:wne="http://schemas.microsoft.com/office/word/2006/wordml" xmlns:wps="http://schemas.microsoft.com/office/word/2010/wordprocessingShape" mc:Ignorable="w14 w15 w16se w16cid w16 w16cex w16sdtdh wp14">
+<w:endnotes xmlns:wpc="http://schemas.microsoft.com/office/word/2010/wordprocessingCanvas" xmlns:cx="http://schemas.microsoft.com/office/drawing/2014/chartex" xmlns:cx1="http://schemas.microsoft.com/office/drawing/2015/9/8/chartex" xmlns:cx2="http://schemas.microsoft.com/office/drawing/2015/10/21/chartex" xmlns:cx3="http://schemas.microsoft.com/office/drawing/2016/5/9/chartex" xmlns:cx4="http://schemas.microsoft.com/office/drawing/2016/5/10/chartex" xmlns:cx5="http://schemas.microsoft.com/office/drawing/2016/5/11/chartex" xmlns:cx6="http://schemas.microsoft.com/office/drawing/2016/5/12/chartex" xmlns:cx7="http://schemas.microsoft.com/office/drawing/2016/5/13/chartex" xmlns:cx8="http://schemas.microsoft.com/office/drawing/2016/5/14/chartex" xmlns:mc="http://schemas.openxmlformats.org/markup-compatibility/2006" xmlns:aink="http://schemas.microsoft.com/office/drawing/2016/ink" xmlns:am3d="http://schemas.microsoft.com/office/drawing/2017/model3d" xmlns:o="urn:schemas-microsoft-com:office:office" xmlns:oel="http://schemas.microsoft.com/office/2019/extlst" xmlns:r="http://schemas.openxmlformats.org/officeDocument/2006/relationships" xmlns:m="http://schemas.openxmlformats.org/officeDocument/2006/math" xmlns:v="urn:schemas-microsoft-com:vml" xmlns:wp14="http://schemas.microsoft.com/office/word/2010/wordprocessingDrawing" xmlns:wp="http://schemas.openxmlformats.org/drawingml/2006/wordprocessingDrawing" xmlns:w10="urn:schemas-microsoft-com:office:word" xmlns:w="http://schemas.openxmlformats.org/wordprocessingml/2006/main" xmlns:w14="http://schemas.microsoft.com/office/word/2010/wordml" xmlns:w15="http://schemas.microsoft.com/office/word/2012/wordml" xmlns:w16cex="http://schemas.microsoft.com/office/word/2018/wordml/cex" xmlns:w16cid="http://schemas.microsoft.com/office/word/2016/wordml/cid" xmlns:w16="http://schemas.microsoft.com/office/word/2018/wordml" xmlns:w16sdtdh="http://schemas.microsoft.com/office/word/2020/wordml/sdtdatahash" xmlns:w16se="http://schemas.microsoft.com/office/word/2015/wordml/symex" xmlns:wpg="http://schemas.microsoft.com/office/word/2010/wordprocessingGroup" xmlns:wpi="http://schemas.microsoft.com/office/word/2010/wordprocessingInk" xmlns:wne="http://schemas.microsoft.com/office/word/2006/wordml" xmlns:wps="http://schemas.microsoft.com/office/word/2010/wordprocessingShape" mc:Ignorable="w14 w15 w16se w16cid w16 w16cex w16sdtdh wp14">
   <w:endnote w:type="separator" w:id="-1">
     <w:p>
       <w:r>
@@ -369,7 +372,7 @@
 </file>
 
 <file path=word/footer1.xml><?xml version="1.0" encoding="utf-8"?>
-<w:ftr xmlns:wpc="http://schemas.microsoft.com/office/word/2010/wordprocessingCanvas" xmlns:cx="http://schemas.microsoft.com/office/drawing/2014/chartex" xmlns:cx1="http://schemas.microsoft.com/office/drawing/2015/9/8/chartex" xmlns:cx2="http://schemas.microsoft.com/office/drawing/2015/10/21/chartex" xmlns:cx3="http://schemas.microsoft.com/office/drawing/2016/5/9/chartex" xmlns:cx4="http://schemas.microsoft.com/office/drawing/2016/5/10/chartex" xmlns:cx5="http://schemas.microsoft.com/office/drawing/2016/5/11/chartex" xmlns:cx6="http://schemas.microsoft.com/office/drawing/2016/5/12/chartex" xmlns:cx7="http://schemas.microsoft.com/office/drawing/2016/5/13/chartex" xmlns:cx8="http://schemas.microsoft.com/office/drawing/2016/5/14/chartex" xmlns:mc="http://schemas.openxmlformats.org/markup-compatibility/2006" xmlns:aink="http://schemas.microsoft.com/office/drawing/2016/ink" xmlns:am3d="http://schemas.microsoft.com/office/drawing/2017/model3d" xmlns:o="urn:schemas-microsoft-com:office:office" xmlns:r="http://schemas.openxmlformats.org/officeDocument/2006/relationships" xmlns:m="http://schemas.openxmlformats.org/officeDocument/2006/math" xmlns:v="urn:schemas-microsoft-com:vml" xmlns:wp14="http://schemas.microsoft.com/office/word/2010/wordprocessingDrawing" xmlns:wp="http://schemas.openxmlformats.org/drawingml/2006/wordprocessingDrawing" xmlns:w10="urn:schemas-microsoft-com:office:word" xmlns:w="http://schemas.openxmlformats.org/wordprocessingml/2006/main" xmlns:w14="http://schemas.microsoft.com/office/word/2010/wordml" xmlns:w15="http://schemas.microsoft.com/office/word/2012/wordml" xmlns:w16cex="http://schemas.microsoft.com/office/word/2018/wordml/cex" xmlns:w16cid="http://schemas.microsoft.com/office/word/2016/wordml/cid" xmlns:w16="http://schemas.microsoft.com/office/word/2018/wordml" xmlns:w16sdtdh="http://schemas.microsoft.com/office/word/2020/wordml/sdtdatahash" xmlns:w16se="http://schemas.microsoft.com/office/word/2015/wordml/symex" xmlns:wpg="http://schemas.microsoft.com/office/word/2010/wordprocessingGroup" xmlns:wpi="http://schemas.microsoft.com/office/word/2010/wordprocessingInk" xmlns:wne="http://schemas.microsoft.com/office/word/2006/wordml" xmlns:wps="http://schemas.microsoft.com/office/word/2010/wordprocessingShape" mc:Ignorable="w14 w15 w16se w16cid w16 w16cex w16sdtdh wp14">
+<w:ftr xmlns:wpc="http://schemas.microsoft.com/office/word/2010/wordprocessingCanvas" xmlns:cx="http://schemas.microsoft.com/office/drawing/2014/chartex" xmlns:cx1="http://schemas.microsoft.com/office/drawing/2015/9/8/chartex" xmlns:cx2="http://schemas.microsoft.com/office/drawing/2015/10/21/chartex" xmlns:cx3="http://schemas.microsoft.com/office/drawing/2016/5/9/chartex" xmlns:cx4="http://schemas.microsoft.com/office/drawing/2016/5/10/chartex" xmlns:cx5="http://schemas.microsoft.com/office/drawing/2016/5/11/chartex" xmlns:cx6="http://schemas.microsoft.com/office/drawing/2016/5/12/chartex" xmlns:cx7="http://schemas.microsoft.com/office/drawing/2016/5/13/chartex" xmlns:cx8="http://schemas.microsoft.com/office/drawing/2016/5/14/chartex" xmlns:mc="http://schemas.openxmlformats.org/markup-compatibility/2006" xmlns:aink="http://schemas.microsoft.com/office/drawing/2016/ink" xmlns:am3d="http://schemas.microsoft.com/office/drawing/2017/model3d" xmlns:o="urn:schemas-microsoft-com:office:office" xmlns:oel="http://schemas.microsoft.com/office/2019/extlst" xmlns:r="http://schemas.openxmlformats.org/officeDocument/2006/relationships" xmlns:m="http://schemas.openxmlformats.org/officeDocument/2006/math" xmlns:v="urn:schemas-microsoft-com:vml" xmlns:wp14="http://schemas.microsoft.com/office/word/2010/wordprocessingDrawing" xmlns:wp="http://schemas.openxmlformats.org/drawingml/2006/wordprocessingDrawing" xmlns:w10="urn:schemas-microsoft-com:office:word" xmlns:w="http://schemas.openxmlformats.org/wordprocessingml/2006/main" xmlns:w14="http://schemas.microsoft.com/office/word/2010/wordml" xmlns:w15="http://schemas.microsoft.com/office/word/2012/wordml" xmlns:w16cex="http://schemas.microsoft.com/office/word/2018/wordml/cex" xmlns:w16cid="http://schemas.microsoft.com/office/word/2016/wordml/cid" xmlns:w16="http://schemas.microsoft.com/office/word/2018/wordml" xmlns:w16sdtdh="http://schemas.microsoft.com/office/word/2020/wordml/sdtdatahash" xmlns:w16se="http://schemas.microsoft.com/office/word/2015/wordml/symex" xmlns:wpg="http://schemas.microsoft.com/office/word/2010/wordprocessingGroup" xmlns:wpi="http://schemas.microsoft.com/office/word/2010/wordprocessingInk" xmlns:wne="http://schemas.microsoft.com/office/word/2006/wordml" xmlns:wps="http://schemas.microsoft.com/office/word/2010/wordprocessingShape" mc:Ignorable="w14 w15 w16se w16cid w16 w16cex w16sdtdh wp14">
   <w:p>
     <w:pPr>
       <w:pStyle w:val="Kopfzeile"/>
@@ -740,47 +743,18 @@
         <w:iCs/>
         <w:sz w:val="18"/>
       </w:rPr>
-      <w:t xml:space="preserve">zuletzt aktualisiert am </w:t>
+      <w:t>zuletzt aktualisiert am</w:t>
     </w:r>
     <w:r>
       <w:rPr>
         <w:iCs/>
         <w:sz w:val="18"/>
       </w:rPr>
-      <w:fldChar w:fldCharType="begin"/>
+      <w:t xml:space="preserve"> 03.07.2023</w:t>
     </w:r>
     <w:r>
       <w:rPr>
         <w:iCs/>
-        <w:sz w:val="18"/>
-      </w:rPr>
-      <w:instrText xml:space="preserve"> TIME \@ "dd.MM.yy" </w:instrText>
-    </w:r>
-    <w:r>
-      <w:rPr>
-        <w:iCs/>
-        <w:sz w:val="18"/>
-      </w:rPr>
-      <w:fldChar w:fldCharType="separate"/>
-    </w:r>
-    <w:r>
-      <w:rPr>
-        <w:iCs/>
-        <w:noProof/>
-        <w:sz w:val="18"/>
-      </w:rPr>
-      <w:t>04.02.22</w:t>
-    </w:r>
-    <w:r>
-      <w:rPr>
-        <w:iCs/>
-        <w:sz w:val="18"/>
-      </w:rPr>
-      <w:fldChar w:fldCharType="end"/>
-    </w:r>
-    <w:r>
-      <w:rPr>
-        <w:i/>
         <w:sz w:val="18"/>
       </w:rPr>
       <w:tab/>
@@ -865,7 +839,7 @@
 </file>
 
 <file path=word/footnotes.xml><?xml version="1.0" encoding="utf-8"?>
-<w:footnotes xmlns:wpc="http://schemas.microsoft.com/office/word/2010/wordprocessingCanvas" xmlns:cx="http://schemas.microsoft.com/office/drawing/2014/chartex" xmlns:cx1="http://schemas.microsoft.com/office/drawing/2015/9/8/chartex" xmlns:cx2="http://schemas.microsoft.com/office/drawing/2015/10/21/chartex" xmlns:cx3="http://schemas.microsoft.com/office/drawing/2016/5/9/chartex" xmlns:cx4="http://schemas.microsoft.com/office/drawing/2016/5/10/chartex" xmlns:cx5="http://schemas.microsoft.com/office/drawing/2016/5/11/chartex" xmlns:cx6="http://schemas.microsoft.com/office/drawing/2016/5/12/chartex" xmlns:cx7="http://schemas.microsoft.com/office/drawing/2016/5/13/chartex" xmlns:cx8="http://schemas.microsoft.com/office/drawing/2016/5/14/chartex" xmlns:mc="http://schemas.openxmlformats.org/markup-compatibility/2006" xmlns:aink="http://schemas.microsoft.com/office/drawing/2016/ink" xmlns:am3d="http://schemas.microsoft.com/office/drawing/2017/model3d" xmlns:o="urn:schemas-microsoft-com:office:office" xmlns:r="http://schemas.openxmlformats.org/officeDocument/2006/relationships" xmlns:m="http://schemas.openxmlformats.org/officeDocument/2006/math" xmlns:v="urn:schemas-microsoft-com:vml" xmlns:wp14="http://schemas.microsoft.com/office/word/2010/wordprocessingDrawing" xmlns:wp="http://schemas.openxmlformats.org/drawingml/2006/wordprocessingDrawing" xmlns:w10="urn:schemas-microsoft-com:office:word" xmlns:w="http://schemas.openxmlformats.org/wordprocessingml/2006/main" xmlns:w14="http://schemas.microsoft.com/office/word/2010/wordml" xmlns:w15="http://schemas.microsoft.com/office/word/2012/wordml" xmlns:w16cex="http://schemas.microsoft.com/office/word/2018/wordml/cex" xmlns:w16cid="http://schemas.microsoft.com/office/word/2016/wordml/cid" xmlns:w16="http://schemas.microsoft.com/office/word/2018/wordml" xmlns:w16sdtdh="http://schemas.microsoft.com/office/word/2020/wordml/sdtdatahash" xmlns:w16se="http://schemas.microsoft.com/office/word/2015/wordml/symex" xmlns:wpg="http://schemas.microsoft.com/office/word/2010/wordprocessingGroup" xmlns:wpi="http://schemas.microsoft.com/office/word/2010/wordprocessingInk" xmlns:wne="http://schemas.microsoft.com/office/word/2006/wordml" xmlns:wps="http://schemas.microsoft.com/office/word/2010/wordprocessingShape" mc:Ignorable="w14 w15 w16se w16cid w16 w16cex w16sdtdh wp14">
+<w:footnotes xmlns:wpc="http://schemas.microsoft.com/office/word/2010/wordprocessingCanvas" xmlns:cx="http://schemas.microsoft.com/office/drawing/2014/chartex" xmlns:cx1="http://schemas.microsoft.com/office/drawing/2015/9/8/chartex" xmlns:cx2="http://schemas.microsoft.com/office/drawing/2015/10/21/chartex" xmlns:cx3="http://schemas.microsoft.com/office/drawing/2016/5/9/chartex" xmlns:cx4="http://schemas.microsoft.com/office/drawing/2016/5/10/chartex" xmlns:cx5="http://schemas.microsoft.com/office/drawing/2016/5/11/chartex" xmlns:cx6="http://schemas.microsoft.com/office/drawing/2016/5/12/chartex" xmlns:cx7="http://schemas.microsoft.com/office/drawing/2016/5/13/chartex" xmlns:cx8="http://schemas.microsoft.com/office/drawing/2016/5/14/chartex" xmlns:mc="http://schemas.openxmlformats.org/markup-compatibility/2006" xmlns:aink="http://schemas.microsoft.com/office/drawing/2016/ink" xmlns:am3d="http://schemas.microsoft.com/office/drawing/2017/model3d" xmlns:o="urn:schemas-microsoft-com:office:office" xmlns:oel="http://schemas.microsoft.com/office/2019/extlst" xmlns:r="http://schemas.openxmlformats.org/officeDocument/2006/relationships" xmlns:m="http://schemas.openxmlformats.org/officeDocument/2006/math" xmlns:v="urn:schemas-microsoft-com:vml" xmlns:wp14="http://schemas.microsoft.com/office/word/2010/wordprocessingDrawing" xmlns:wp="http://schemas.openxmlformats.org/drawingml/2006/wordprocessingDrawing" xmlns:w10="urn:schemas-microsoft-com:office:word" xmlns:w="http://schemas.openxmlformats.org/wordprocessingml/2006/main" xmlns:w14="http://schemas.microsoft.com/office/word/2010/wordml" xmlns:w15="http://schemas.microsoft.com/office/word/2012/wordml" xmlns:w16cex="http://schemas.microsoft.com/office/word/2018/wordml/cex" xmlns:w16cid="http://schemas.microsoft.com/office/word/2016/wordml/cid" xmlns:w16="http://schemas.microsoft.com/office/word/2018/wordml" xmlns:w16sdtdh="http://schemas.microsoft.com/office/word/2020/wordml/sdtdatahash" xmlns:w16se="http://schemas.microsoft.com/office/word/2015/wordml/symex" xmlns:wpg="http://schemas.microsoft.com/office/word/2010/wordprocessingGroup" xmlns:wpi="http://schemas.microsoft.com/office/word/2010/wordprocessingInk" xmlns:wne="http://schemas.microsoft.com/office/word/2006/wordml" xmlns:wps="http://schemas.microsoft.com/office/word/2010/wordprocessingShape" mc:Ignorable="w14 w15 w16se w16cid w16 w16cex w16sdtdh wp14">
   <w:footnote w:type="separator" w:id="-1">
     <w:p>
       <w:r>
@@ -908,7 +882,7 @@
 </file>
 
 <file path=word/header1.xml><?xml version="1.0" encoding="utf-8"?>
-<w:hdr xmlns:wpc="http://schemas.microsoft.com/office/word/2010/wordprocessingCanvas" xmlns:cx="http://schemas.microsoft.com/office/drawing/2014/chartex" xmlns:cx1="http://schemas.microsoft.com/office/drawing/2015/9/8/chartex" xmlns:cx2="http://schemas.microsoft.com/office/drawing/2015/10/21/chartex" xmlns:cx3="http://schemas.microsoft.com/office/drawing/2016/5/9/chartex" xmlns:cx4="http://schemas.microsoft.com/office/drawing/2016/5/10/chartex" xmlns:cx5="http://schemas.microsoft.com/office/drawing/2016/5/11/chartex" xmlns:cx6="http://schemas.microsoft.com/office/drawing/2016/5/12/chartex" xmlns:cx7="http://schemas.microsoft.com/office/drawing/2016/5/13/chartex" xmlns:cx8="http://schemas.microsoft.com/office/drawing/2016/5/14/chartex" xmlns:mc="http://schemas.openxmlformats.org/markup-compatibility/2006" xmlns:aink="http://schemas.microsoft.com/office/drawing/2016/ink" xmlns:am3d="http://schemas.microsoft.com/office/drawing/2017/model3d" xmlns:o="urn:schemas-microsoft-com:office:office" xmlns:r="http://schemas.openxmlformats.org/officeDocument/2006/relationships" xmlns:m="http://schemas.openxmlformats.org/officeDocument/2006/math" xmlns:v="urn:schemas-microsoft-com:vml" xmlns:wp14="http://schemas.microsoft.com/office/word/2010/wordprocessingDrawing" xmlns:wp="http://schemas.openxmlformats.org/drawingml/2006/wordprocessingDrawing" xmlns:w10="urn:schemas-microsoft-com:office:word" xmlns:w="http://schemas.openxmlformats.org/wordprocessingml/2006/main" xmlns:w14="http://schemas.microsoft.com/office/word/2010/wordml" xmlns:w15="http://schemas.microsoft.com/office/word/2012/wordml" xmlns:w16cex="http://schemas.microsoft.com/office/word/2018/wordml/cex" xmlns:w16cid="http://schemas.microsoft.com/office/word/2016/wordml/cid" xmlns:w16="http://schemas.microsoft.com/office/word/2018/wordml" xmlns:w16sdtdh="http://schemas.microsoft.com/office/word/2020/wordml/sdtdatahash" xmlns:w16se="http://schemas.microsoft.com/office/word/2015/wordml/symex" xmlns:wpg="http://schemas.microsoft.com/office/word/2010/wordprocessingGroup" xmlns:wpi="http://schemas.microsoft.com/office/word/2010/wordprocessingInk" xmlns:wne="http://schemas.microsoft.com/office/word/2006/wordml" xmlns:wps="http://schemas.microsoft.com/office/word/2010/wordprocessingShape" mc:Ignorable="w14 w15 w16se w16cid w16 w16cex w16sdtdh wp14">
+<w:hdr xmlns:wpc="http://schemas.microsoft.com/office/word/2010/wordprocessingCanvas" xmlns:cx="http://schemas.microsoft.com/office/drawing/2014/chartex" xmlns:cx1="http://schemas.microsoft.com/office/drawing/2015/9/8/chartex" xmlns:cx2="http://schemas.microsoft.com/office/drawing/2015/10/21/chartex" xmlns:cx3="http://schemas.microsoft.com/office/drawing/2016/5/9/chartex" xmlns:cx4="http://schemas.microsoft.com/office/drawing/2016/5/10/chartex" xmlns:cx5="http://schemas.microsoft.com/office/drawing/2016/5/11/chartex" xmlns:cx6="http://schemas.microsoft.com/office/drawing/2016/5/12/chartex" xmlns:cx7="http://schemas.microsoft.com/office/drawing/2016/5/13/chartex" xmlns:cx8="http://schemas.microsoft.com/office/drawing/2016/5/14/chartex" xmlns:mc="http://schemas.openxmlformats.org/markup-compatibility/2006" xmlns:aink="http://schemas.microsoft.com/office/drawing/2016/ink" xmlns:am3d="http://schemas.microsoft.com/office/drawing/2017/model3d" xmlns:o="urn:schemas-microsoft-com:office:office" xmlns:oel="http://schemas.microsoft.com/office/2019/extlst" xmlns:r="http://schemas.openxmlformats.org/officeDocument/2006/relationships" xmlns:m="http://schemas.openxmlformats.org/officeDocument/2006/math" xmlns:v="urn:schemas-microsoft-com:vml" xmlns:wp14="http://schemas.microsoft.com/office/word/2010/wordprocessingDrawing" xmlns:wp="http://schemas.openxmlformats.org/drawingml/2006/wordprocessingDrawing" xmlns:w10="urn:schemas-microsoft-com:office:word" xmlns:w="http://schemas.openxmlformats.org/wordprocessingml/2006/main" xmlns:w14="http://schemas.microsoft.com/office/word/2010/wordml" xmlns:w15="http://schemas.microsoft.com/office/word/2012/wordml" xmlns:w16cex="http://schemas.microsoft.com/office/word/2018/wordml/cex" xmlns:w16cid="http://schemas.microsoft.com/office/word/2016/wordml/cid" xmlns:w16="http://schemas.microsoft.com/office/word/2018/wordml" xmlns:w16sdtdh="http://schemas.microsoft.com/office/word/2020/wordml/sdtdatahash" xmlns:w16se="http://schemas.microsoft.com/office/word/2015/wordml/symex" xmlns:wpg="http://schemas.microsoft.com/office/word/2010/wordprocessingGroup" xmlns:wpi="http://schemas.microsoft.com/office/word/2010/wordprocessingInk" xmlns:wne="http://schemas.microsoft.com/office/word/2006/wordml" xmlns:wps="http://schemas.microsoft.com/office/word/2010/wordprocessingShape" mc:Ignorable="w14 w15 w16se w16cid w16 w16cex w16sdtdh wp14">
   <w:p>
     <w:pPr>
       <w:pStyle w:val="Kopfzeile"/>
@@ -1193,7 +1167,7 @@
 </file>
 
 <file path=word/numbering.xml><?xml version="1.0" encoding="utf-8"?>
-<w:numbering xmlns:wpc="http://schemas.microsoft.com/office/word/2010/wordprocessingCanvas" xmlns:cx="http://schemas.microsoft.com/office/drawing/2014/chartex" xmlns:cx1="http://schemas.microsoft.com/office/drawing/2015/9/8/chartex" xmlns:cx2="http://schemas.microsoft.com/office/drawing/2015/10/21/chartex" xmlns:cx3="http://schemas.microsoft.com/office/drawing/2016/5/9/chartex" xmlns:cx4="http://schemas.microsoft.com/office/drawing/2016/5/10/chartex" xmlns:cx5="http://schemas.microsoft.com/office/drawing/2016/5/11/chartex" xmlns:cx6="http://schemas.microsoft.com/office/drawing/2016/5/12/chartex" xmlns:cx7="http://schemas.microsoft.com/office/drawing/2016/5/13/chartex" xmlns:cx8="http://schemas.microsoft.com/office/drawing/2016/5/14/chartex" xmlns:mc="http://schemas.openxmlformats.org/markup-compatibility/2006" xmlns:aink="http://schemas.microsoft.com/office/drawing/2016/ink" xmlns:am3d="http://schemas.microsoft.com/office/drawing/2017/model3d" xmlns:o="urn:schemas-microsoft-com:office:office" xmlns:r="http://schemas.openxmlformats.org/officeDocument/2006/relationships" xmlns:m="http://schemas.openxmlformats.org/officeDocument/2006/math" xmlns:v="urn:schemas-microsoft-com:vml" xmlns:wp14="http://schemas.microsoft.com/office/word/2010/wordprocessingDrawing" xmlns:wp="http://schemas.openxmlformats.org/drawingml/2006/wordprocessingDrawing" xmlns:w10="urn:schemas-microsoft-com:office:word" xmlns:w="http://schemas.openxmlformats.org/wordprocessingml/2006/main" xmlns:w14="http://schemas.microsoft.com/office/word/2010/wordml" xmlns:w15="http://schemas.microsoft.com/office/word/2012/wordml" xmlns:w16cex="http://schemas.microsoft.com/office/word/2018/wordml/cex" xmlns:w16cid="http://schemas.microsoft.com/office/word/2016/wordml/cid" xmlns:w16="http://schemas.microsoft.com/office/word/2018/wordml" xmlns:w16sdtdh="http://schemas.microsoft.com/office/word/2020/wordml/sdtdatahash" xmlns:w16se="http://schemas.microsoft.com/office/word/2015/wordml/symex" xmlns:wpg="http://schemas.microsoft.com/office/word/2010/wordprocessingGroup" xmlns:wpi="http://schemas.microsoft.com/office/word/2010/wordprocessingInk" xmlns:wne="http://schemas.microsoft.com/office/word/2006/wordml" xmlns:wps="http://schemas.microsoft.com/office/word/2010/wordprocessingShape" mc:Ignorable="w14 w15 w16se w16cid w16 w16cex w16sdtdh wp14">
+<w:numbering xmlns:wpc="http://schemas.microsoft.com/office/word/2010/wordprocessingCanvas" xmlns:cx="http://schemas.microsoft.com/office/drawing/2014/chartex" xmlns:cx1="http://schemas.microsoft.com/office/drawing/2015/9/8/chartex" xmlns:cx2="http://schemas.microsoft.com/office/drawing/2015/10/21/chartex" xmlns:cx3="http://schemas.microsoft.com/office/drawing/2016/5/9/chartex" xmlns:cx4="http://schemas.microsoft.com/office/drawing/2016/5/10/chartex" xmlns:cx5="http://schemas.microsoft.com/office/drawing/2016/5/11/chartex" xmlns:cx6="http://schemas.microsoft.com/office/drawing/2016/5/12/chartex" xmlns:cx7="http://schemas.microsoft.com/office/drawing/2016/5/13/chartex" xmlns:cx8="http://schemas.microsoft.com/office/drawing/2016/5/14/chartex" xmlns:mc="http://schemas.openxmlformats.org/markup-compatibility/2006" xmlns:aink="http://schemas.microsoft.com/office/drawing/2016/ink" xmlns:am3d="http://schemas.microsoft.com/office/drawing/2017/model3d" xmlns:o="urn:schemas-microsoft-com:office:office" xmlns:oel="http://schemas.microsoft.com/office/2019/extlst" xmlns:r="http://schemas.openxmlformats.org/officeDocument/2006/relationships" xmlns:m="http://schemas.openxmlformats.org/officeDocument/2006/math" xmlns:v="urn:schemas-microsoft-com:vml" xmlns:wp14="http://schemas.microsoft.com/office/word/2010/wordprocessingDrawing" xmlns:wp="http://schemas.openxmlformats.org/drawingml/2006/wordprocessingDrawing" xmlns:w10="urn:schemas-microsoft-com:office:word" xmlns:w="http://schemas.openxmlformats.org/wordprocessingml/2006/main" xmlns:w14="http://schemas.microsoft.com/office/word/2010/wordml" xmlns:w15="http://schemas.microsoft.com/office/word/2012/wordml" xmlns:w16cex="http://schemas.microsoft.com/office/word/2018/wordml/cex" xmlns:w16cid="http://schemas.microsoft.com/office/word/2016/wordml/cid" xmlns:w16="http://schemas.microsoft.com/office/word/2018/wordml" xmlns:w16sdtdh="http://schemas.microsoft.com/office/word/2020/wordml/sdtdatahash" xmlns:w16se="http://schemas.microsoft.com/office/word/2015/wordml/symex" xmlns:wpg="http://schemas.microsoft.com/office/word/2010/wordprocessingGroup" xmlns:wpi="http://schemas.microsoft.com/office/word/2010/wordprocessingInk" xmlns:wne="http://schemas.microsoft.com/office/word/2006/wordml" xmlns:wps="http://schemas.microsoft.com/office/word/2010/wordprocessingShape" mc:Ignorable="w14 w15 w16se w16cid w16 w16cex w16sdtdh wp14">
   <w:abstractNum w:abstractNumId="0" w15:restartNumberingAfterBreak="0">
     <w:nsid w:val="02355CEE"/>
     <w:multiLevelType w:val="hybridMultilevel"/>
@@ -4089,127 +4063,127 @@
       </w:pPr>
     </w:lvl>
   </w:abstractNum>
-  <w:num w:numId="1">
+  <w:num w:numId="1" w16cid:durableId="23605143">
     <w:abstractNumId w:val="29"/>
   </w:num>
-  <w:num w:numId="2">
+  <w:num w:numId="2" w16cid:durableId="1053849287">
     <w:abstractNumId w:val="6"/>
   </w:num>
-  <w:num w:numId="3">
+  <w:num w:numId="3" w16cid:durableId="698091294">
     <w:abstractNumId w:val="6"/>
   </w:num>
-  <w:num w:numId="4">
+  <w:num w:numId="4" w16cid:durableId="1916234148">
     <w:abstractNumId w:val="6"/>
   </w:num>
-  <w:num w:numId="5">
+  <w:num w:numId="5" w16cid:durableId="745693131">
     <w:abstractNumId w:val="6"/>
   </w:num>
-  <w:num w:numId="6">
+  <w:num w:numId="6" w16cid:durableId="1622572107">
     <w:abstractNumId w:val="6"/>
   </w:num>
-  <w:num w:numId="7">
+  <w:num w:numId="7" w16cid:durableId="712384089">
     <w:abstractNumId w:val="6"/>
   </w:num>
-  <w:num w:numId="8">
+  <w:num w:numId="8" w16cid:durableId="1477794986">
     <w:abstractNumId w:val="6"/>
   </w:num>
-  <w:num w:numId="9">
+  <w:num w:numId="9" w16cid:durableId="1977754535">
     <w:abstractNumId w:val="6"/>
   </w:num>
-  <w:num w:numId="10">
+  <w:num w:numId="10" w16cid:durableId="2107386395">
     <w:abstractNumId w:val="6"/>
   </w:num>
-  <w:num w:numId="11">
+  <w:num w:numId="11" w16cid:durableId="632254366">
     <w:abstractNumId w:val="6"/>
   </w:num>
-  <w:num w:numId="12">
+  <w:num w:numId="12" w16cid:durableId="1093549365">
     <w:abstractNumId w:val="3"/>
   </w:num>
-  <w:num w:numId="13">
+  <w:num w:numId="13" w16cid:durableId="932857035">
     <w:abstractNumId w:val="9"/>
   </w:num>
-  <w:num w:numId="14">
+  <w:num w:numId="14" w16cid:durableId="415564307">
     <w:abstractNumId w:val="19"/>
   </w:num>
-  <w:num w:numId="15">
+  <w:num w:numId="15" w16cid:durableId="539630316">
     <w:abstractNumId w:val="10"/>
   </w:num>
-  <w:num w:numId="16">
+  <w:num w:numId="16" w16cid:durableId="1190529016">
     <w:abstractNumId w:val="0"/>
   </w:num>
-  <w:num w:numId="17">
+  <w:num w:numId="17" w16cid:durableId="343213494">
     <w:abstractNumId w:val="2"/>
   </w:num>
-  <w:num w:numId="18">
+  <w:num w:numId="18" w16cid:durableId="2126844562">
     <w:abstractNumId w:val="20"/>
   </w:num>
-  <w:num w:numId="19">
+  <w:num w:numId="19" w16cid:durableId="344135541">
     <w:abstractNumId w:val="26"/>
   </w:num>
-  <w:num w:numId="20">
+  <w:num w:numId="20" w16cid:durableId="1785269366">
     <w:abstractNumId w:val="5"/>
   </w:num>
-  <w:num w:numId="21">
+  <w:num w:numId="21" w16cid:durableId="813332326">
     <w:abstractNumId w:val="16"/>
   </w:num>
-  <w:num w:numId="22">
+  <w:num w:numId="22" w16cid:durableId="1670719789">
     <w:abstractNumId w:val="7"/>
   </w:num>
-  <w:num w:numId="23">
+  <w:num w:numId="23" w16cid:durableId="836579319">
     <w:abstractNumId w:val="25"/>
   </w:num>
-  <w:num w:numId="24">
+  <w:num w:numId="24" w16cid:durableId="1239098289">
     <w:abstractNumId w:val="6"/>
   </w:num>
-  <w:num w:numId="25">
+  <w:num w:numId="25" w16cid:durableId="1299991185">
     <w:abstractNumId w:val="6"/>
   </w:num>
-  <w:num w:numId="26">
+  <w:num w:numId="26" w16cid:durableId="951519694">
     <w:abstractNumId w:val="24"/>
   </w:num>
-  <w:num w:numId="27">
+  <w:num w:numId="27" w16cid:durableId="1244222963">
     <w:abstractNumId w:val="15"/>
   </w:num>
-  <w:num w:numId="28">
+  <w:num w:numId="28" w16cid:durableId="1126587162">
     <w:abstractNumId w:val="28"/>
   </w:num>
-  <w:num w:numId="29">
+  <w:num w:numId="29" w16cid:durableId="1175681621">
     <w:abstractNumId w:val="17"/>
   </w:num>
-  <w:num w:numId="30">
+  <w:num w:numId="30" w16cid:durableId="1055619242">
     <w:abstractNumId w:val="4"/>
   </w:num>
-  <w:num w:numId="31">
+  <w:num w:numId="31" w16cid:durableId="1994065996">
     <w:abstractNumId w:val="21"/>
   </w:num>
-  <w:num w:numId="32">
+  <w:num w:numId="32" w16cid:durableId="550848905">
     <w:abstractNumId w:val="22"/>
   </w:num>
-  <w:num w:numId="33">
+  <w:num w:numId="33" w16cid:durableId="1400135429">
     <w:abstractNumId w:val="1"/>
   </w:num>
-  <w:num w:numId="34">
+  <w:num w:numId="34" w16cid:durableId="1359700047">
     <w:abstractNumId w:val="11"/>
   </w:num>
-  <w:num w:numId="35">
+  <w:num w:numId="35" w16cid:durableId="300696007">
     <w:abstractNumId w:val="13"/>
   </w:num>
-  <w:num w:numId="36">
+  <w:num w:numId="36" w16cid:durableId="2006274989">
     <w:abstractNumId w:val="8"/>
   </w:num>
-  <w:num w:numId="37">
+  <w:num w:numId="37" w16cid:durableId="2023124085">
     <w:abstractNumId w:val="18"/>
   </w:num>
-  <w:num w:numId="38">
+  <w:num w:numId="38" w16cid:durableId="196236600">
     <w:abstractNumId w:val="12"/>
   </w:num>
-  <w:num w:numId="39">
+  <w:num w:numId="39" w16cid:durableId="218856956">
     <w:abstractNumId w:val="23"/>
   </w:num>
-  <w:num w:numId="40">
+  <w:num w:numId="40" w16cid:durableId="361443164">
     <w:abstractNumId w:val="27"/>
   </w:num>
-  <w:num w:numId="41">
+  <w:num w:numId="41" w16cid:durableId="1829704850">
     <w:abstractNumId w:val="14"/>
   </w:num>
 </w:numbering>
@@ -17055,6 +17029,22 @@
       </w:tcPr>
     </w:tblStylePr>
   </w:style>
+  <w:style w:type="paragraph" w:styleId="berarbeitung">
+    <w:name w:val="Revision"/>
+    <w:hidden/>
+    <w:uiPriority w:val="99"/>
+    <w:semiHidden/>
+    <w:rsid w:val="00A046EA"/>
+    <w:pPr>
+      <w:spacing w:after="0" w:line="240" w:lineRule="auto"/>
+    </w:pPr>
+    <w:rPr>
+      <w:rFonts w:ascii="Helvetica 45" w:hAnsi="Helvetica 45"/>
+      <w:bCs/>
+      <w:sz w:val="21"/>
+      <w:lang w:eastAsia="de-DE"/>
+    </w:rPr>
+  </w:style>
 </w:styles>
 </file>
 
